--- a/docs/Testrapport-1 (1).docx
+++ b/docs/Testrapport-1 (1).docx
@@ -122,7 +122,13 @@
         <w:t>Datum:</w:t>
       </w:r>
       <w:r>
-        <w:t xml:space="preserve"> 24-5-2026</w:t>
+        <w:t xml:space="preserve"> </w:t>
+      </w:r>
+      <w:r>
+        <w:t>5-6</w:t>
+      </w:r>
+      <w:r>
+        <w:t>-2026</w:t>
       </w:r>
     </w:p>
     <w:p>
@@ -133,7 +139,10 @@
         <w:t xml:space="preserve"> </w:t>
       </w:r>
       <w:r>
-        <w:t>IO-SD-2109C</w:t>
+        <w:t>IO-SD-</w:t>
+      </w:r>
+      <w:r>
+        <w:t>2408B</w:t>
       </w:r>
     </w:p>
     <w:p/>
@@ -165,11 +174,9 @@
             <w:tcW w:w="2265" w:type="dxa"/>
           </w:tcPr>
           <w:p>
-            <w:proofErr w:type="gramStart"/>
             <w:r>
               <w:t>opmerkingen</w:t>
             </w:r>
-            <w:proofErr w:type="gramEnd"/>
           </w:p>
         </w:tc>
         <w:tc>
@@ -220,7 +227,10 @@
           </w:tcPr>
           <w:p>
             <w:r>
-              <w:t>24-5-2026</w:t>
+              <w:t>5-6</w:t>
+            </w:r>
+            <w:r>
+              <w:t>-2026</w:t>
             </w:r>
           </w:p>
         </w:tc>
@@ -828,16 +838,11 @@
         <w:t xml:space="preserve">Dit document is opgesteld voor </w:t>
       </w:r>
       <w:r>
-        <w:t xml:space="preserve">ontwikkelaars, </w:t>
-      </w:r>
-      <w:proofErr w:type="spellStart"/>
-      <w:r>
-        <w:t>productowner</w:t>
+        <w:t>ontwikkelaars, productowner</w:t>
       </w:r>
       <w:r>
         <w:t>s</w:t>
       </w:r>
-      <w:proofErr w:type="spellEnd"/>
       <w:r>
         <w:t>, testers</w:t>
       </w:r>
@@ -856,11 +861,7 @@
         <w:t>ser</w:t>
       </w:r>
       <w:r>
-        <w:t xml:space="preserve"> </w:t>
-      </w:r>
-      <w:proofErr w:type="spellStart"/>
-      <w:r>
-        <w:t>S</w:t>
+        <w:t xml:space="preserve"> S</w:t>
       </w:r>
       <w:r>
         <w:t>tor</w:t>
@@ -868,7 +869,6 @@
       <w:r>
         <w:t>ies</w:t>
       </w:r>
-      <w:proofErr w:type="spellEnd"/>
       <w:r>
         <w:t xml:space="preserve"> en verbetervoorstellen</w:t>
       </w:r>
@@ -899,7 +899,6 @@
         </w:rPr>
       </w:pPr>
       <w:bookmarkStart w:id="1" w:name="_Toc129584011"/>
-      <w:proofErr w:type="spellStart"/>
       <w:r>
         <w:rPr>
           <w:lang w:val="en-GB"/>
@@ -912,7 +911,6 @@
         </w:rPr>
         <w:t>s</w:t>
       </w:r>
-      <w:proofErr w:type="spellEnd"/>
       <w:r>
         <w:rPr>
           <w:lang w:val="en-GB"/>
@@ -982,15 +980,7 @@
         <w:t>het</w:t>
       </w:r>
       <w:r>
-        <w:t xml:space="preserve"> happy of </w:t>
-      </w:r>
-      <w:proofErr w:type="spellStart"/>
-      <w:r>
-        <w:t>unhappy</w:t>
-      </w:r>
-      <w:proofErr w:type="spellEnd"/>
-      <w:r>
-        <w:t xml:space="preserve"> scenario afwijkt van het verwachte resultaat is het een bug.</w:t>
+        <w:t xml:space="preserve"> happy of unhappy scenario afwijkt van het verwachte resultaat is het een bug.</w:t>
       </w:r>
     </w:p>
     <w:p>
@@ -998,15 +988,7 @@
         <w:t>B</w:t>
       </w:r>
       <w:r>
-        <w:t xml:space="preserve">ugs: </w:t>
-      </w:r>
-      <w:proofErr w:type="spellStart"/>
-      <w:r>
-        <w:t>TestId</w:t>
-      </w:r>
-      <w:proofErr w:type="spellEnd"/>
-      <w:r>
-        <w:t xml:space="preserve"> [nummer], ….</w:t>
+        <w:t>ugs: TestId [nummer], ….</w:t>
       </w:r>
     </w:p>
     <w:p>
@@ -1040,11 +1022,9 @@
       <w:r>
         <w:t xml:space="preserve"> en </w:t>
       </w:r>
-      <w:proofErr w:type="spellStart"/>
       <w:r>
         <w:t>gereviewd</w:t>
       </w:r>
-      <w:proofErr w:type="spellEnd"/>
       <w:r>
         <w:t>)</w:t>
       </w:r>
@@ -1118,43 +1098,7 @@
           <w:color w:val="201F1E"/>
           <w:lang w:eastAsia="nl-NL"/>
         </w:rPr>
-        <w:t>(</w:t>
-      </w:r>
-      <w:proofErr w:type="spellStart"/>
-      <w:r>
-        <w:rPr>
-          <w:rFonts w:ascii="Calibri" w:eastAsia="Times New Roman" w:hAnsi="Calibri" w:cs="Calibri"/>
-          <w:color w:val="201F1E"/>
-          <w:lang w:eastAsia="nl-NL"/>
-        </w:rPr>
-        <w:t>Un</w:t>
-      </w:r>
-      <w:proofErr w:type="spellEnd"/>
-      <w:r>
-        <w:rPr>
-          <w:rFonts w:ascii="Calibri" w:eastAsia="Times New Roman" w:hAnsi="Calibri" w:cs="Calibri"/>
-          <w:color w:val="201F1E"/>
-          <w:lang w:eastAsia="nl-NL"/>
-        </w:rPr>
-        <w:t>)</w:t>
-      </w:r>
-      <w:proofErr w:type="spellStart"/>
-      <w:r>
-        <w:rPr>
-          <w:rFonts w:ascii="Calibri" w:eastAsia="Times New Roman" w:hAnsi="Calibri" w:cs="Calibri"/>
-          <w:color w:val="201F1E"/>
-          <w:lang w:eastAsia="nl-NL"/>
-        </w:rPr>
-        <w:t>Happy_titel</w:t>
-      </w:r>
-      <w:proofErr w:type="spellEnd"/>
-      <w:r>
-        <w:rPr>
-          <w:rFonts w:ascii="Calibri" w:eastAsia="Times New Roman" w:hAnsi="Calibri" w:cs="Calibri"/>
-          <w:color w:val="201F1E"/>
-          <w:lang w:eastAsia="nl-NL"/>
-        </w:rPr>
-        <w:t>……</w:t>
+        <w:t>(Un)Happy_titel……</w:t>
       </w:r>
     </w:p>
     <w:p>
@@ -1202,23 +1146,13 @@
           <w:lang w:eastAsia="nl-NL"/>
         </w:rPr>
       </w:pPr>
-      <w:proofErr w:type="gramStart"/>
-      <w:r>
-        <w:rPr>
-          <w:rFonts w:ascii="Calibri" w:eastAsia="Times New Roman" w:hAnsi="Calibri" w:cs="Calibri"/>
-          <w:color w:val="201F1E"/>
-          <w:lang w:eastAsia="nl-NL"/>
-        </w:rPr>
-        <w:t>Wanneer :</w:t>
-      </w:r>
-      <w:proofErr w:type="gramEnd"/>
-      <w:r>
-        <w:rPr>
-          <w:rFonts w:ascii="Calibri" w:eastAsia="Times New Roman" w:hAnsi="Calibri" w:cs="Calibri"/>
-          <w:color w:val="201F1E"/>
-          <w:lang w:eastAsia="nl-NL"/>
-        </w:rPr>
-        <w:t xml:space="preserve"> </w:t>
+      <w:r>
+        <w:rPr>
+          <w:rFonts w:ascii="Calibri" w:eastAsia="Times New Roman" w:hAnsi="Calibri" w:cs="Calibri"/>
+          <w:color w:val="201F1E"/>
+          <w:lang w:eastAsia="nl-NL"/>
+        </w:rPr>
+        <w:t xml:space="preserve">Wanneer : </w:t>
       </w:r>
       <w:r>
         <w:rPr>
@@ -1257,33 +1191,15 @@
           <w:color w:val="201F1E"/>
           <w:lang w:eastAsia="nl-NL"/>
         </w:rPr>
-        <w:t xml:space="preserve">            </w:t>
-      </w:r>
-      <w:proofErr w:type="gramStart"/>
-      <w:r>
-        <w:rPr>
-          <w:rFonts w:ascii="Calibri" w:eastAsia="Times New Roman" w:hAnsi="Calibri" w:cs="Calibri"/>
-          <w:color w:val="201F1E"/>
-          <w:lang w:eastAsia="nl-NL"/>
-        </w:rPr>
-        <w:t xml:space="preserve">En : </w:t>
-      </w:r>
-      <w:r>
-        <w:rPr>
-          <w:rFonts w:ascii="Calibri" w:eastAsia="Times New Roman" w:hAnsi="Calibri" w:cs="Calibri"/>
-          <w:color w:val="201F1E"/>
-          <w:lang w:eastAsia="nl-NL"/>
-        </w:rPr>
-        <w:t>….</w:t>
-      </w:r>
-      <w:proofErr w:type="gramEnd"/>
-      <w:r>
-        <w:rPr>
-          <w:rFonts w:ascii="Calibri" w:eastAsia="Times New Roman" w:hAnsi="Calibri" w:cs="Calibri"/>
-          <w:color w:val="201F1E"/>
-          <w:lang w:eastAsia="nl-NL"/>
-        </w:rPr>
-        <w:t>.</w:t>
+        <w:t xml:space="preserve">            En : </w:t>
+      </w:r>
+      <w:r>
+        <w:rPr>
+          <w:rFonts w:ascii="Calibri" w:eastAsia="Times New Roman" w:hAnsi="Calibri" w:cs="Calibri"/>
+          <w:color w:val="201F1E"/>
+          <w:lang w:eastAsia="nl-NL"/>
+        </w:rPr>
+        <w:t>…..</w:t>
       </w:r>
     </w:p>
     <w:p>
@@ -1331,7 +1247,6 @@
           <w:lang w:eastAsia="nl-NL"/>
         </w:rPr>
       </w:pPr>
-      <w:proofErr w:type="gramStart"/>
       <w:r>
         <w:rPr>
           <w:rFonts w:ascii="Calibri" w:eastAsia="Times New Roman" w:hAnsi="Calibri" w:cs="Calibri"/>
@@ -1346,16 +1261,7 @@
           <w:color w:val="201F1E"/>
           <w:lang w:eastAsia="nl-NL"/>
         </w:rPr>
-        <w:t>…</w:t>
-      </w:r>
-      <w:proofErr w:type="gramEnd"/>
-      <w:r>
-        <w:rPr>
-          <w:rFonts w:ascii="Calibri" w:eastAsia="Times New Roman" w:hAnsi="Calibri" w:cs="Calibri"/>
-          <w:color w:val="201F1E"/>
-          <w:lang w:eastAsia="nl-NL"/>
-        </w:rPr>
-        <w:t>…..</w:t>
+        <w:t>……..</w:t>
       </w:r>
       <w:r>
         <w:rPr>
@@ -1388,23 +1294,13 @@
         </w:rPr>
         <w:t xml:space="preserve">            </w:t>
       </w:r>
-      <w:proofErr w:type="gramStart"/>
-      <w:r>
-        <w:rPr>
-          <w:rFonts w:ascii="Calibri" w:eastAsia="Times New Roman" w:hAnsi="Calibri" w:cs="Calibri"/>
-          <w:color w:val="201F1E"/>
-          <w:lang w:eastAsia="nl-NL"/>
-        </w:rPr>
-        <w:t>En :</w:t>
-      </w:r>
-      <w:proofErr w:type="gramEnd"/>
-      <w:r>
-        <w:rPr>
-          <w:rFonts w:ascii="Calibri" w:eastAsia="Times New Roman" w:hAnsi="Calibri" w:cs="Calibri"/>
-          <w:color w:val="201F1E"/>
-          <w:lang w:eastAsia="nl-NL"/>
-        </w:rPr>
-        <w:t xml:space="preserve"> </w:t>
+      <w:r>
+        <w:rPr>
+          <w:rFonts w:ascii="Calibri" w:eastAsia="Times New Roman" w:hAnsi="Calibri" w:cs="Calibri"/>
+          <w:color w:val="201F1E"/>
+          <w:lang w:eastAsia="nl-NL"/>
+        </w:rPr>
+        <w:t xml:space="preserve">En : </w:t>
       </w:r>
       <w:r>
         <w:rPr>
@@ -1561,7 +1457,6 @@
           <w:lang w:eastAsia="nl-NL"/>
         </w:rPr>
       </w:pPr>
-      <w:proofErr w:type="gramStart"/>
       <w:r>
         <w:rPr>
           <w:rFonts w:ascii="Calibri" w:eastAsia="Times New Roman" w:hAnsi="Calibri" w:cs="Calibri"/>
@@ -1582,7 +1477,6 @@
         </w:rPr>
         <w:t>..</w:t>
       </w:r>
-      <w:proofErr w:type="gramEnd"/>
     </w:p>
     <w:p>
       <w:pPr>
@@ -1630,29 +1524,7 @@
           <w:szCs w:val="22"/>
           <w:lang w:eastAsia="nl-NL"/>
         </w:rPr>
-        <w:t xml:space="preserve">Scenario_01: </w:t>
-      </w:r>
-      <w:proofErr w:type="spellStart"/>
-      <w:r>
-        <w:rPr>
-          <w:rFonts w:ascii="Calibri" w:eastAsia="Times New Roman" w:hAnsi="Calibri" w:cs="Calibri"/>
-          <w:color w:val="201F1E"/>
-          <w:sz w:val="22"/>
-          <w:szCs w:val="22"/>
-          <w:lang w:eastAsia="nl-NL"/>
-        </w:rPr>
-        <w:t>Happy_titel</w:t>
-      </w:r>
-      <w:proofErr w:type="spellEnd"/>
-      <w:r>
-        <w:rPr>
-          <w:rFonts w:ascii="Calibri" w:eastAsia="Times New Roman" w:hAnsi="Calibri" w:cs="Calibri"/>
-          <w:color w:val="201F1E"/>
-          <w:sz w:val="22"/>
-          <w:szCs w:val="22"/>
-          <w:lang w:eastAsia="nl-NL"/>
-        </w:rPr>
-        <w:t>……</w:t>
+        <w:t>Scenario_01: Happy_titel……</w:t>
       </w:r>
     </w:p>
     <w:p>
@@ -1698,27 +1570,15 @@
           <w:lang w:eastAsia="nl-NL"/>
         </w:rPr>
       </w:pPr>
-      <w:proofErr w:type="gramStart"/>
-      <w:r>
-        <w:rPr>
-          <w:rFonts w:ascii="Calibri" w:eastAsia="Times New Roman" w:hAnsi="Calibri" w:cs="Calibri"/>
-          <w:color w:val="201F1E"/>
-          <w:sz w:val="22"/>
-          <w:szCs w:val="22"/>
-          <w:lang w:eastAsia="nl-NL"/>
-        </w:rPr>
-        <w:t>Wanneer :</w:t>
-      </w:r>
-      <w:proofErr w:type="gramEnd"/>
-      <w:r>
-        <w:rPr>
-          <w:rFonts w:ascii="Calibri" w:eastAsia="Times New Roman" w:hAnsi="Calibri" w:cs="Calibri"/>
-          <w:color w:val="201F1E"/>
-          <w:sz w:val="22"/>
-          <w:szCs w:val="22"/>
-          <w:lang w:eastAsia="nl-NL"/>
-        </w:rPr>
-        <w:t xml:space="preserve"> ….</w:t>
+      <w:r>
+        <w:rPr>
+          <w:rFonts w:ascii="Calibri" w:eastAsia="Times New Roman" w:hAnsi="Calibri" w:cs="Calibri"/>
+          <w:color w:val="201F1E"/>
+          <w:sz w:val="22"/>
+          <w:szCs w:val="22"/>
+          <w:lang w:eastAsia="nl-NL"/>
+        </w:rPr>
+        <w:t>Wanneer : ….</w:t>
       </w:r>
     </w:p>
     <w:p>
@@ -1745,29 +1605,7 @@
           <w:szCs w:val="22"/>
           <w:lang w:eastAsia="nl-NL"/>
         </w:rPr>
-        <w:t xml:space="preserve">            </w:t>
-      </w:r>
-      <w:proofErr w:type="gramStart"/>
-      <w:r>
-        <w:rPr>
-          <w:rFonts w:ascii="Calibri" w:eastAsia="Times New Roman" w:hAnsi="Calibri" w:cs="Calibri"/>
-          <w:color w:val="201F1E"/>
-          <w:sz w:val="22"/>
-          <w:szCs w:val="22"/>
-          <w:lang w:eastAsia="nl-NL"/>
-        </w:rPr>
-        <w:t>En : ….</w:t>
-      </w:r>
-      <w:proofErr w:type="gramEnd"/>
-      <w:r>
-        <w:rPr>
-          <w:rFonts w:ascii="Calibri" w:eastAsia="Times New Roman" w:hAnsi="Calibri" w:cs="Calibri"/>
-          <w:color w:val="201F1E"/>
-          <w:sz w:val="22"/>
-          <w:szCs w:val="22"/>
-          <w:lang w:eastAsia="nl-NL"/>
-        </w:rPr>
-        <w:t>.</w:t>
+        <w:t>            En : …..</w:t>
       </w:r>
     </w:p>
     <w:p>
@@ -1813,27 +1651,15 @@
           <w:lang w:eastAsia="nl-NL"/>
         </w:rPr>
       </w:pPr>
-      <w:proofErr w:type="gramStart"/>
-      <w:r>
-        <w:rPr>
-          <w:rFonts w:ascii="Calibri" w:eastAsia="Times New Roman" w:hAnsi="Calibri" w:cs="Calibri"/>
-          <w:color w:val="201F1E"/>
-          <w:sz w:val="22"/>
-          <w:szCs w:val="22"/>
-          <w:lang w:eastAsia="nl-NL"/>
-        </w:rPr>
-        <w:t>Dan:…</w:t>
-      </w:r>
-      <w:proofErr w:type="gramEnd"/>
-      <w:r>
-        <w:rPr>
-          <w:rFonts w:ascii="Calibri" w:eastAsia="Times New Roman" w:hAnsi="Calibri" w:cs="Calibri"/>
-          <w:color w:val="201F1E"/>
-          <w:sz w:val="22"/>
-          <w:szCs w:val="22"/>
-          <w:lang w:eastAsia="nl-NL"/>
-        </w:rPr>
-        <w:t>…...</w:t>
+      <w:r>
+        <w:rPr>
+          <w:rFonts w:ascii="Calibri" w:eastAsia="Times New Roman" w:hAnsi="Calibri" w:cs="Calibri"/>
+          <w:color w:val="201F1E"/>
+          <w:sz w:val="22"/>
+          <w:szCs w:val="22"/>
+          <w:lang w:eastAsia="nl-NL"/>
+        </w:rPr>
+        <w:t>Dan:……...</w:t>
       </w:r>
     </w:p>
     <w:p>
@@ -1852,27 +1678,15 @@
           <w:lang w:eastAsia="nl-NL"/>
         </w:rPr>
       </w:pPr>
-      <w:proofErr w:type="gramStart"/>
-      <w:r>
-        <w:rPr>
-          <w:rFonts w:ascii="Calibri" w:eastAsia="Times New Roman" w:hAnsi="Calibri" w:cs="Calibri"/>
-          <w:color w:val="201F1E"/>
-          <w:sz w:val="22"/>
-          <w:szCs w:val="22"/>
-          <w:lang w:eastAsia="nl-NL"/>
-        </w:rPr>
-        <w:t>En :</w:t>
-      </w:r>
-      <w:proofErr w:type="gramEnd"/>
-      <w:r>
-        <w:rPr>
-          <w:rFonts w:ascii="Calibri" w:eastAsia="Times New Roman" w:hAnsi="Calibri" w:cs="Calibri"/>
-          <w:color w:val="201F1E"/>
-          <w:sz w:val="22"/>
-          <w:szCs w:val="22"/>
-          <w:lang w:eastAsia="nl-NL"/>
-        </w:rPr>
-        <w:t xml:space="preserve"> ….</w:t>
+      <w:r>
+        <w:rPr>
+          <w:rFonts w:ascii="Calibri" w:eastAsia="Times New Roman" w:hAnsi="Calibri" w:cs="Calibri"/>
+          <w:color w:val="201F1E"/>
+          <w:sz w:val="22"/>
+          <w:szCs w:val="22"/>
+          <w:lang w:eastAsia="nl-NL"/>
+        </w:rPr>
+        <w:t>En : ….</w:t>
       </w:r>
     </w:p>
     <w:p>
@@ -1908,29 +1722,7 @@
           <w:szCs w:val="22"/>
           <w:lang w:eastAsia="nl-NL"/>
         </w:rPr>
-        <w:t xml:space="preserve">Scenario_02 </w:t>
-      </w:r>
-      <w:proofErr w:type="spellStart"/>
-      <w:r>
-        <w:rPr>
-          <w:rFonts w:ascii="Calibri" w:eastAsia="Times New Roman" w:hAnsi="Calibri" w:cs="Calibri"/>
-          <w:color w:val="201F1E"/>
-          <w:sz w:val="22"/>
-          <w:szCs w:val="22"/>
-          <w:lang w:eastAsia="nl-NL"/>
-        </w:rPr>
-        <w:t>UnHappy_titel</w:t>
-      </w:r>
-      <w:proofErr w:type="spellEnd"/>
-      <w:r>
-        <w:rPr>
-          <w:rFonts w:ascii="Calibri" w:eastAsia="Times New Roman" w:hAnsi="Calibri" w:cs="Calibri"/>
-          <w:color w:val="201F1E"/>
-          <w:sz w:val="22"/>
-          <w:szCs w:val="22"/>
-          <w:lang w:eastAsia="nl-NL"/>
-        </w:rPr>
-        <w:t>……</w:t>
+        <w:t>Scenario_02 UnHappy_titel……</w:t>
       </w:r>
     </w:p>
     <w:p>
@@ -1976,27 +1768,15 @@
           <w:lang w:eastAsia="nl-NL"/>
         </w:rPr>
       </w:pPr>
-      <w:proofErr w:type="gramStart"/>
-      <w:r>
-        <w:rPr>
-          <w:rFonts w:ascii="Calibri" w:eastAsia="Times New Roman" w:hAnsi="Calibri" w:cs="Calibri"/>
-          <w:color w:val="201F1E"/>
-          <w:sz w:val="22"/>
-          <w:szCs w:val="22"/>
-          <w:lang w:eastAsia="nl-NL"/>
-        </w:rPr>
-        <w:t>Wanneer :</w:t>
-      </w:r>
-      <w:proofErr w:type="gramEnd"/>
-      <w:r>
-        <w:rPr>
-          <w:rFonts w:ascii="Calibri" w:eastAsia="Times New Roman" w:hAnsi="Calibri" w:cs="Calibri"/>
-          <w:color w:val="201F1E"/>
-          <w:sz w:val="22"/>
-          <w:szCs w:val="22"/>
-          <w:lang w:eastAsia="nl-NL"/>
-        </w:rPr>
-        <w:t xml:space="preserve"> ….</w:t>
+      <w:r>
+        <w:rPr>
+          <w:rFonts w:ascii="Calibri" w:eastAsia="Times New Roman" w:hAnsi="Calibri" w:cs="Calibri"/>
+          <w:color w:val="201F1E"/>
+          <w:sz w:val="22"/>
+          <w:szCs w:val="22"/>
+          <w:lang w:eastAsia="nl-NL"/>
+        </w:rPr>
+        <w:t>Wanneer : ….</w:t>
       </w:r>
     </w:p>
     <w:p>
@@ -2023,29 +1803,7 @@
           <w:szCs w:val="22"/>
           <w:lang w:eastAsia="nl-NL"/>
         </w:rPr>
-        <w:t xml:space="preserve">            </w:t>
-      </w:r>
-      <w:proofErr w:type="gramStart"/>
-      <w:r>
-        <w:rPr>
-          <w:rFonts w:ascii="Calibri" w:eastAsia="Times New Roman" w:hAnsi="Calibri" w:cs="Calibri"/>
-          <w:color w:val="201F1E"/>
-          <w:sz w:val="22"/>
-          <w:szCs w:val="22"/>
-          <w:lang w:eastAsia="nl-NL"/>
-        </w:rPr>
-        <w:t>En : ….</w:t>
-      </w:r>
-      <w:proofErr w:type="gramEnd"/>
-      <w:r>
-        <w:rPr>
-          <w:rFonts w:ascii="Calibri" w:eastAsia="Times New Roman" w:hAnsi="Calibri" w:cs="Calibri"/>
-          <w:color w:val="201F1E"/>
-          <w:sz w:val="22"/>
-          <w:szCs w:val="22"/>
-          <w:lang w:eastAsia="nl-NL"/>
-        </w:rPr>
-        <w:t>.</w:t>
+        <w:t>            En : …..</w:t>
       </w:r>
     </w:p>
     <w:p>
@@ -2091,27 +1849,15 @@
           <w:lang w:eastAsia="nl-NL"/>
         </w:rPr>
       </w:pPr>
-      <w:proofErr w:type="gramStart"/>
-      <w:r>
-        <w:rPr>
-          <w:rFonts w:ascii="Calibri" w:eastAsia="Times New Roman" w:hAnsi="Calibri" w:cs="Calibri"/>
-          <w:color w:val="201F1E"/>
-          <w:sz w:val="22"/>
-          <w:szCs w:val="22"/>
-          <w:lang w:eastAsia="nl-NL"/>
-        </w:rPr>
-        <w:t>Dan:…</w:t>
-      </w:r>
-      <w:proofErr w:type="gramEnd"/>
-      <w:r>
-        <w:rPr>
-          <w:rFonts w:ascii="Calibri" w:eastAsia="Times New Roman" w:hAnsi="Calibri" w:cs="Calibri"/>
-          <w:color w:val="201F1E"/>
-          <w:sz w:val="22"/>
-          <w:szCs w:val="22"/>
-          <w:lang w:eastAsia="nl-NL"/>
-        </w:rPr>
-        <w:t>…...</w:t>
+      <w:r>
+        <w:rPr>
+          <w:rFonts w:ascii="Calibri" w:eastAsia="Times New Roman" w:hAnsi="Calibri" w:cs="Calibri"/>
+          <w:color w:val="201F1E"/>
+          <w:sz w:val="22"/>
+          <w:szCs w:val="22"/>
+          <w:lang w:eastAsia="nl-NL"/>
+        </w:rPr>
+        <w:t>Dan:……...</w:t>
       </w:r>
     </w:p>
     <w:p>
@@ -2166,13 +1912,8 @@
       <w:bookmarkEnd w:id="8"/>
     </w:p>
     <w:p>
-      <w:proofErr w:type="spellStart"/>
-      <w:r>
-        <w:t>Enz</w:t>
-      </w:r>
-      <w:proofErr w:type="spellEnd"/>
-      <w:r>
-        <w:t>….</w:t>
+      <w:r>
+        <w:t>Enz….</w:t>
       </w:r>
     </w:p>
     <w:p/>
